--- a/deliverables/video-3-slides/hit-final/Video_3_HIT_FINAL/SHORTS/Video_3_Shorts_EDITOR_ONLY_HIT_Brief.docx
+++ b/deliverables/video-3-slides/hit-final/Video_3_HIT_FINAL/SHORTS/Video_3_Shorts_EDITOR_ONLY_HIT_Brief.docx
@@ -4,7 +4,7 @@
   <w:body>
     <w:p>
       <w:pPr>
-        <w:spacing w:before="0" w:after="40" w:line="312" w:lineRule="auto"/>
+        <w:spacing w:before="0" w:after="14" w:line="254" w:lineRule="auto"/>
       </w:pPr>
       <w:r>
         <w:rPr>
@@ -18,7 +18,7 @@
     </w:p>
     <w:p>
       <w:pPr>
-        <w:spacing w:before="0" w:after="160" w:line="264" w:lineRule="auto"/>
+        <w:spacing w:before="0" w:after="54" w:line="254" w:lineRule="auto"/>
       </w:pPr>
       <w:r>
         <w:rPr>
@@ -32,7 +32,7 @@
     </w:p>
     <w:p>
       <w:pPr>
-        <w:spacing w:before="0" w:after="320" w:line="300" w:lineRule="auto"/>
+        <w:spacing w:before="0" w:after="108" w:line="254" w:lineRule="auto"/>
         <w:shd w:val="clear" w:fill="F3F0E8"/>
       </w:pPr>
       <w:r>
@@ -47,7 +47,7 @@
     </w:p>
     <w:p>
       <w:pPr>
-        <w:spacing w:before="400" w:after="160" w:line="312" w:lineRule="auto"/>
+        <w:spacing w:before="96" w:after="54" w:line="254" w:lineRule="auto"/>
         <w:keepLines w:val="1"/>
         <w:keepNext w:val="1"/>
       </w:pPr>
@@ -63,7 +63,7 @@
     </w:p>
     <w:p>
       <w:pPr>
-        <w:spacing w:before="0" w:after="200" w:line="312" w:lineRule="auto"/>
+        <w:spacing w:before="0" w:after="68" w:line="254" w:lineRule="auto"/>
         <w:keepLines w:val="1"/>
       </w:pPr>
       <w:r>
@@ -77,7 +77,7 @@
     </w:p>
     <w:p>
       <w:pPr>
-        <w:spacing w:before="0" w:after="120" w:line="312" w:lineRule="auto"/>
+        <w:spacing w:before="0" w:after="40" w:line="254" w:lineRule="auto"/>
       </w:pPr>
       <w:r>
         <w:rPr>
@@ -85,12 +85,12 @@
           <w:i w:val="0"/>
           <w:sz w:val="22"/>
         </w:rPr>
-        <w:t>Each Short should have:</w:t>
+        <w:t>Each Short needs:</w:t>
       </w:r>
     </w:p>
     <w:p>
       <w:pPr>
-        <w:spacing w:before="0" w:after="80" w:line="312" w:lineRule="auto"/>
+        <w:spacing w:before="0" w:after="28" w:line="254" w:lineRule="auto"/>
         <w:keepLines w:val="1"/>
       </w:pPr>
       <w:r>
@@ -99,12 +99,12 @@
           <w:i w:val="0"/>
           <w:sz w:val="22"/>
         </w:rPr>
-        <w:t>—  an immediate verbal hook;</w:t>
+        <w:t>—  an immediate verbal hook;        —  a corresponding on-screen hook;</w:t>
       </w:r>
     </w:p>
     <w:p>
       <w:pPr>
-        <w:spacing w:before="0" w:after="80" w:line="312" w:lineRule="auto"/>
+        <w:spacing w:before="0" w:after="28" w:line="254" w:lineRule="auto"/>
         <w:keepLines w:val="1"/>
       </w:pPr>
       <w:r>
@@ -113,12 +113,12 @@
           <w:i w:val="0"/>
           <w:sz w:val="22"/>
         </w:rPr>
-        <w:t>—  a corresponding on-screen hook;</w:t>
+        <w:t>—  meaningful visual movement;        —  accurate mobile-safe captions;</w:t>
       </w:r>
     </w:p>
     <w:p>
       <w:pPr>
-        <w:spacing w:before="0" w:after="80" w:line="312" w:lineRule="auto"/>
+        <w:spacing w:before="0" w:after="28" w:line="254" w:lineRule="auto"/>
         <w:keepLines w:val="1"/>
       </w:pPr>
       <w:r>
@@ -127,12 +127,12 @@
           <w:i w:val="0"/>
           <w:sz w:val="22"/>
         </w:rPr>
-        <w:t>—  meaningful visual movement;</w:t>
+        <w:t>—  premium, restrained editorial pacing;</w:t>
       </w:r>
     </w:p>
     <w:p>
       <w:pPr>
-        <w:spacing w:before="0" w:after="80" w:line="312" w:lineRule="auto"/>
+        <w:spacing w:before="0" w:after="28" w:line="254" w:lineRule="auto"/>
         <w:keepLines w:val="1"/>
       </w:pPr>
       <w:r>
@@ -141,12 +141,60 @@
           <w:i w:val="0"/>
           <w:sz w:val="22"/>
         </w:rPr>
-        <w:t>—  accurate burned-in captions;</w:t>
+        <w:t>—  Video 3 added as the Related Video when available.</w:t>
       </w:r>
     </w:p>
     <w:p>
       <w:pPr>
-        <w:spacing w:before="0" w:after="80" w:line="312" w:lineRule="auto"/>
+        <w:spacing w:before="96" w:after="54" w:line="254" w:lineRule="auto"/>
+        <w:keepLines w:val="1"/>
+        <w:keepNext w:val="1"/>
+      </w:pPr>
+      <w:r>
+        <w:rPr>
+          <w:b/>
+          <w:i w:val="0"/>
+          <w:color w:val="0F2346"/>
+          <w:sz w:val="28"/>
+        </w:rPr>
+        <w:t>Direct address is part of the creative</w:t>
+      </w:r>
+    </w:p>
+    <w:p>
+      <w:pPr>
+        <w:spacing w:before="0" w:after="54" w:line="254" w:lineRule="auto"/>
+        <w:shd w:val="clear" w:fill="F3F0E8"/>
+        <w:keepLines w:val="1"/>
+      </w:pPr>
+      <w:r>
+        <w:rPr>
+          <w:b/>
+          <w:i w:val="0"/>
+          <w:color w:val="0F2346"/>
+          <w:sz w:val="22"/>
+        </w:rPr>
+        <w:t>Temidayo is speaking to ONE experienced professional sitting across from her. Not a crowd, not a conference room, not an abstract audience.</w:t>
+      </w:r>
+    </w:p>
+    <w:p>
+      <w:pPr>
+        <w:spacing w:before="68" w:after="34" w:line="254" w:lineRule="auto"/>
+        <w:keepLines w:val="1"/>
+        <w:keepNext w:val="1"/>
+      </w:pPr>
+      <w:r>
+        <w:rPr>
+          <w:b/>
+          <w:i w:val="0"/>
+          <w:color w:val="0F2346"/>
+          <w:sz w:val="23"/>
+        </w:rPr>
+        <w:t>Editing should support that relationship</w:t>
+      </w:r>
+    </w:p>
+    <w:p>
+      <w:pPr>
+        <w:spacing w:before="0" w:after="20" w:line="254" w:lineRule="auto"/>
         <w:keepLines w:val="1"/>
       </w:pPr>
       <w:r>
@@ -155,12 +203,12 @@
           <w:i w:val="0"/>
           <w:sz w:val="22"/>
         </w:rPr>
-        <w:t>—  restrained editorial pacing;</w:t>
+        <w:t>—  keep direct questions connected to Temidayo's face where useful;</w:t>
       </w:r>
     </w:p>
     <w:p>
       <w:pPr>
-        <w:spacing w:before="0" w:after="80" w:line="312" w:lineRule="auto"/>
+        <w:spacing w:before="0" w:after="20" w:line="254" w:lineRule="auto"/>
         <w:keepLines w:val="1"/>
       </w:pPr>
       <w:r>
@@ -169,12 +217,170 @@
           <w:i w:val="0"/>
           <w:sz w:val="22"/>
         </w:rPr>
-        <w:t>—  Video 3 added as the YouTube Related Video when available.</w:t>
+        <w:t>—  avoid making this feel like a keynote;</w:t>
       </w:r>
     </w:p>
     <w:p>
       <w:pPr>
-        <w:spacing w:before="400" w:after="160" w:line="312" w:lineRule="auto"/>
+        <w:spacing w:before="0" w:after="20" w:line="254" w:lineRule="auto"/>
+        <w:keepLines w:val="1"/>
+      </w:pPr>
+      <w:r>
+        <w:rPr>
+          <w:b w:val="0"/>
+          <w:i w:val="0"/>
+          <w:sz w:val="22"/>
+        </w:rPr>
+        <w:t>—  avoid overusing quote cards;        —  let the slides carry structure;</w:t>
+      </w:r>
+    </w:p>
+    <w:p>
+      <w:pPr>
+        <w:spacing w:before="0" w:after="20" w:line="254" w:lineRule="auto"/>
+        <w:keepLines w:val="1"/>
+      </w:pPr>
+      <w:r>
+        <w:rPr>
+          <w:b w:val="0"/>
+          <w:i w:val="0"/>
+          <w:sz w:val="22"/>
+        </w:rPr>
+        <w:t>—  let Temidayo carry relationship, interpretation and trust;</w:t>
+      </w:r>
+    </w:p>
+    <w:p>
+      <w:pPr>
+        <w:spacing w:before="0" w:after="20" w:line="254" w:lineRule="auto"/>
+        <w:keepLines w:val="1"/>
+      </w:pPr>
+      <w:r>
+        <w:rPr>
+          <w:b w:val="0"/>
+          <w:i w:val="0"/>
+          <w:sz w:val="22"/>
+        </w:rPr>
+        <w:t>—  preserve the pauses around direct questions;</w:t>
+      </w:r>
+    </w:p>
+    <w:p>
+      <w:pPr>
+        <w:spacing w:before="0" w:after="20" w:line="254" w:lineRule="auto"/>
+        <w:keepLines w:val="1"/>
+      </w:pPr>
+      <w:r>
+        <w:rPr>
+          <w:b w:val="0"/>
+          <w:i w:val="0"/>
+          <w:sz w:val="22"/>
+        </w:rPr>
+        <w:t>—  avoid generic “career guru” visual language.</w:t>
+      </w:r>
+    </w:p>
+    <w:p>
+      <w:pPr>
+        <w:spacing w:before="68" w:after="34" w:line="254" w:lineRule="auto"/>
+        <w:keepLines w:val="1"/>
+        <w:keepNext w:val="1"/>
+      </w:pPr>
+      <w:r>
+        <w:rPr>
+          <w:b/>
+          <w:i w:val="0"/>
+          <w:color w:val="0F2346"/>
+          <w:sz w:val="23"/>
+        </w:rPr>
+        <w:t>Relational beats — do not cut these as filler</w:t>
+      </w:r>
+    </w:p>
+    <w:p>
+      <w:pPr>
+        <w:spacing w:before="0" w:after="34" w:line="254" w:lineRule="auto"/>
+        <w:keepLines w:val="1"/>
+      </w:pPr>
+      <w:r>
+        <w:rPr>
+          <w:b w:val="0"/>
+          <w:i w:val="0"/>
+          <w:sz w:val="21"/>
+        </w:rPr>
+        <w:t>“So before you leave, write down the evidence you are permitted to keep.”</w:t>
+      </w:r>
+    </w:p>
+    <w:p>
+      <w:pPr>
+        <w:spacing w:before="0" w:after="34" w:line="254" w:lineRule="auto"/>
+        <w:keepLines w:val="1"/>
+      </w:pPr>
+      <w:r>
+        <w:rPr>
+          <w:b w:val="0"/>
+          <w:i w:val="0"/>
+          <w:sz w:val="21"/>
+        </w:rPr>
+        <w:t>“The better habit is the one I want you to build.”</w:t>
+      </w:r>
+    </w:p>
+    <w:p>
+      <w:pPr>
+        <w:spacing w:before="0" w:after="34" w:line="254" w:lineRule="auto"/>
+        <w:keepLines w:val="1"/>
+      </w:pPr>
+      <w:r>
+        <w:rPr>
+          <w:b w:val="0"/>
+          <w:i w:val="0"/>
+          <w:sz w:val="21"/>
+        </w:rPr>
+        <w:t>“Let me show you what working around performance and talent systems taught me.”</w:t>
+      </w:r>
+    </w:p>
+    <w:p>
+      <w:pPr>
+        <w:spacing w:before="0" w:after="34" w:line="254" w:lineRule="auto"/>
+        <w:keepLines w:val="1"/>
+      </w:pPr>
+      <w:r>
+        <w:rPr>
+          <w:b w:val="0"/>
+          <w:i w:val="0"/>
+          <w:sz w:val="21"/>
+        </w:rPr>
+        <w:t>“Before you resign, answer these three questions.”</w:t>
+      </w:r>
+    </w:p>
+    <w:p>
+      <w:pPr>
+        <w:spacing w:before="0" w:after="54" w:line="254" w:lineRule="auto"/>
+        <w:shd w:val="clear" w:fill="F3F0E8"/>
+        <w:keepLines w:val="1"/>
+      </w:pPr>
+      <w:r>
+        <w:rPr>
+          <w:b/>
+          <w:i w:val="0"/>
+          <w:color w:val="9B2C10"/>
+          <w:sz w:val="22"/>
+        </w:rPr>
+        <w:t>They are part of the viewer relationship, not padding. Do not trim them for pace, and do not let a graphic cover Temidayo while she says one.</w:t>
+      </w:r>
+    </w:p>
+    <w:p>
+      <w:pPr>
+        <w:spacing w:before="0" w:after="54" w:line="254" w:lineRule="auto"/>
+        <w:keepLines w:val="1"/>
+      </w:pPr>
+      <w:r>
+        <w:rPr>
+          <w:b w:val="0"/>
+          <w:i w:val="0"/>
+          <w:sz w:val="22"/>
+        </w:rPr>
+        <w:t>Do not reintroduce detached phrasing — “some people”, “professionals often”, “people may”, “a person should”, “employees often”, “workers may”, “many professionals” — anywhere in the edit, the captions or the on-screen text.</w:t>
+      </w:r>
+    </w:p>
+    <w:p>
+      <w:pPr>
+        <w:spacing w:before="96" w:after="54" w:line="254" w:lineRule="auto"/>
         <w:keepLines w:val="1"/>
         <w:keepNext w:val="1"/>
       </w:pPr>
@@ -190,7 +396,7 @@
     </w:p>
     <w:p>
       <w:pPr>
-        <w:spacing w:before="0" w:after="100" w:line="312" w:lineRule="auto"/>
+        <w:spacing w:before="0" w:after="34" w:line="254" w:lineRule="auto"/>
         <w:keepLines w:val="1"/>
       </w:pPr>
       <w:r>
@@ -205,7 +411,7 @@
     </w:p>
     <w:p>
       <w:pPr>
-        <w:spacing w:before="0" w:after="160" w:line="312" w:lineRule="auto"/>
+        <w:spacing w:before="0" w:after="54" w:line="254" w:lineRule="auto"/>
         <w:keepLines w:val="1"/>
         <w:shd w:val="clear" w:fill="F3F0E8"/>
       </w:pPr>
@@ -221,7 +427,7 @@
     </w:p>
     <w:p>
       <w:pPr>
-        <w:spacing w:before="0" w:after="100" w:line="312" w:lineRule="auto"/>
+        <w:spacing w:before="0" w:after="34" w:line="254" w:lineRule="auto"/>
         <w:keepLines w:val="1"/>
       </w:pPr>
       <w:r>
@@ -230,12 +436,12 @@
           <w:i w:val="0"/>
           <w:sz w:val="22"/>
         </w:rPr>
-        <w:t>Begin direct to camera.</w:t>
+        <w:t>Visual:  ACCESS CHANGES  ·  SYSTEMS CLOSE  ·  PEOPLE MOVE ON</w:t>
       </w:r>
     </w:p>
     <w:p>
       <w:pPr>
-        <w:spacing w:before="0" w:after="100" w:line="312" w:lineRule="auto"/>
+        <w:spacing w:before="0" w:after="34" w:line="254" w:lineRule="auto"/>
         <w:keepLines w:val="1"/>
       </w:pPr>
       <w:r>
@@ -244,12 +450,12 @@
           <w:i w:val="0"/>
           <w:sz w:val="22"/>
         </w:rPr>
-        <w:t>Use restrained word states:  CONTEXT  ·  EVIDENCE  ·  WHAT YOU DECIDED  ·  WHY IT MATTERED</w:t>
+        <w:t>Calm, not ominous. This is a recognition Short, not a warning.</w:t>
       </w:r>
     </w:p>
     <w:p>
       <w:pPr>
-        <w:spacing w:before="0" w:after="100" w:line="312" w:lineRule="auto"/>
+        <w:spacing w:before="0" w:after="34" w:line="254" w:lineRule="auto"/>
         <w:keepLines w:val="1"/>
       </w:pPr>
       <w:r>
@@ -258,54 +464,12 @@
           <w:i w:val="0"/>
           <w:sz w:val="22"/>
         </w:rPr>
-        <w:t>Do not use fake employer systems.</w:t>
+        <w:t>End on:  WRITE IT DOWN WHILE YOU CAN.</w:t>
       </w:r>
     </w:p>
     <w:p>
       <w:pPr>
-        <w:spacing w:before="0" w:after="100" w:line="312" w:lineRule="auto"/>
-        <w:keepLines w:val="1"/>
-      </w:pPr>
-      <w:r>
-        <w:rPr>
-          <w:b w:val="0"/>
-          <w:i w:val="0"/>
-          <w:sz w:val="22"/>
-        </w:rPr>
-        <w:t>Do not show downloading files.</w:t>
-      </w:r>
-    </w:p>
-    <w:p>
-      <w:pPr>
-        <w:spacing w:before="0" w:after="100" w:line="312" w:lineRule="auto"/>
-        <w:keepLines w:val="1"/>
-      </w:pPr>
-      <w:r>
-        <w:rPr>
-          <w:b w:val="0"/>
-          <w:i w:val="0"/>
-          <w:sz w:val="22"/>
-        </w:rPr>
-        <w:t>Do not show resignation stock footage.</w:t>
-      </w:r>
-    </w:p>
-    <w:p>
-      <w:pPr>
-        <w:spacing w:before="0" w:after="100" w:line="312" w:lineRule="auto"/>
-        <w:keepLines w:val="1"/>
-      </w:pPr>
-      <w:r>
-        <w:rPr>
-          <w:b w:val="0"/>
-          <w:i w:val="0"/>
-          <w:sz w:val="22"/>
-        </w:rPr>
-        <w:t>End visually on:  PRESERVE WHAT YOU CAN EXPLAIN</w:t>
-      </w:r>
-    </w:p>
-    <w:p>
-      <w:pPr>
-        <w:spacing w:before="80" w:after="120" w:line="312" w:lineRule="auto"/>
+        <w:spacing w:before="28" w:after="40" w:line="254" w:lineRule="auto"/>
         <w:keepLines w:val="1"/>
       </w:pPr>
       <w:r>
@@ -320,7 +484,7 @@
     </w:p>
     <w:p>
       <w:pPr>
-        <w:spacing w:before="400" w:after="160" w:line="312" w:lineRule="auto"/>
+        <w:spacing w:before="96" w:after="54" w:line="254" w:lineRule="auto"/>
         <w:keepLines w:val="1"/>
         <w:keepNext w:val="1"/>
       </w:pPr>
@@ -336,7 +500,7 @@
     </w:p>
     <w:p>
       <w:pPr>
-        <w:spacing w:before="0" w:after="100" w:line="312" w:lineRule="auto"/>
+        <w:spacing w:before="0" w:after="34" w:line="254" w:lineRule="auto"/>
         <w:keepLines w:val="1"/>
       </w:pPr>
       <w:r>
@@ -351,7 +515,7 @@
     </w:p>
     <w:p>
       <w:pPr>
-        <w:spacing w:before="0" w:after="160" w:line="312" w:lineRule="auto"/>
+        <w:spacing w:before="0" w:after="54" w:line="254" w:lineRule="auto"/>
         <w:keepLines w:val="1"/>
         <w:shd w:val="clear" w:fill="F3F0E8"/>
       </w:pPr>
@@ -362,12 +526,12 @@
           <w:color w:val="8A6D1E"/>
           <w:sz w:val="22"/>
         </w:rPr>
-        <w:t>On-screen hook:  KEEP THE PROOF. NOT THEIR FILES.</w:t>
+        <w:t>On-screen hook:  KEEP THE PROOF, NOT THE FILES</w:t>
       </w:r>
     </w:p>
     <w:p>
       <w:pPr>
-        <w:spacing w:before="0" w:after="100" w:line="312" w:lineRule="auto"/>
+        <w:spacing w:before="0" w:after="34" w:line="254" w:lineRule="auto"/>
         <w:keepLines w:val="1"/>
       </w:pPr>
       <w:r>
@@ -376,12 +540,12 @@
           <w:i w:val="0"/>
           <w:sz w:val="22"/>
         </w:rPr>
-        <w:t>Use a restrained contrast:  YOUR RECORD  vs.  THEIR MATERIAL</w:t>
+        <w:t>EVIDENCE BOUNDARY: this Short exists to draw the line. Nothing in the visual treatment may suggest copying, exporting or removing employer material.</w:t>
       </w:r>
     </w:p>
     <w:p>
       <w:pPr>
-        <w:spacing w:before="0" w:after="100" w:line="312" w:lineRule="auto"/>
+        <w:spacing w:before="0" w:after="34" w:line="254" w:lineRule="auto"/>
         <w:keepLines w:val="1"/>
       </w:pPr>
       <w:r>
@@ -390,12 +554,12 @@
           <w:i w:val="0"/>
           <w:sz w:val="22"/>
         </w:rPr>
-        <w:t>When Temidayo says “If you do not have the right to keep something, do not take it,” keep her full-screen.</w:t>
+        <w:t>Show the four prompts as restrained text.</w:t>
       </w:r>
     </w:p>
     <w:p>
       <w:pPr>
-        <w:spacing w:before="0" w:after="100" w:line="312" w:lineRule="auto"/>
+        <w:spacing w:before="0" w:after="34" w:line="254" w:lineRule="auto"/>
         <w:keepLines w:val="1"/>
       </w:pPr>
       <w:r>
@@ -404,26 +568,12 @@
           <w:i w:val="0"/>
           <w:sz w:val="22"/>
         </w:rPr>
-        <w:t>Do not show confidential documents, file downloading, email forwarding, USB drives, or screenshots of company systems.</w:t>
+        <w:t>End on:  IF YOU CANNOT KEEP IT, DO NOT TAKE IT.</w:t>
       </w:r>
     </w:p>
     <w:p>
       <w:pPr>
-        <w:spacing w:before="0" w:after="100" w:line="312" w:lineRule="auto"/>
-        <w:keepLines w:val="1"/>
-      </w:pPr>
-      <w:r>
-        <w:rPr>
-          <w:b w:val="0"/>
-          <w:i w:val="0"/>
-          <w:sz w:val="22"/>
-        </w:rPr>
-        <w:t>End visually on:  YOUR CONTRIBUTION.  YOUR WORDS.  PERMITTED EVIDENCE.</w:t>
-      </w:r>
-    </w:p>
-    <w:p>
-      <w:pPr>
-        <w:spacing w:before="80" w:after="120" w:line="312" w:lineRule="auto"/>
+        <w:spacing w:before="28" w:after="40" w:line="254" w:lineRule="auto"/>
         <w:keepLines w:val="1"/>
       </w:pPr>
       <w:r>
@@ -438,7 +588,7 @@
     </w:p>
     <w:p>
       <w:pPr>
-        <w:spacing w:before="400" w:after="160" w:line="312" w:lineRule="auto"/>
+        <w:spacing w:before="96" w:after="54" w:line="254" w:lineRule="auto"/>
         <w:keepLines w:val="1"/>
         <w:keepNext w:val="1"/>
       </w:pPr>
@@ -454,7 +604,7 @@
     </w:p>
     <w:p>
       <w:pPr>
-        <w:spacing w:before="0" w:after="100" w:line="312" w:lineRule="auto"/>
+        <w:spacing w:before="0" w:after="34" w:line="254" w:lineRule="auto"/>
         <w:keepLines w:val="1"/>
       </w:pPr>
       <w:r>
@@ -469,7 +619,7 @@
     </w:p>
     <w:p>
       <w:pPr>
-        <w:spacing w:before="0" w:after="160" w:line="312" w:lineRule="auto"/>
+        <w:spacing w:before="0" w:after="54" w:line="254" w:lineRule="auto"/>
         <w:keepLines w:val="1"/>
         <w:shd w:val="clear" w:fill="F3F0E8"/>
       </w:pPr>
@@ -485,7 +635,7 @@
     </w:p>
     <w:p>
       <w:pPr>
-        <w:spacing w:before="0" w:after="100" w:line="312" w:lineRule="auto"/>
+        <w:spacing w:before="0" w:after="34" w:line="254" w:lineRule="auto"/>
         <w:keepLines w:val="1"/>
       </w:pPr>
       <w:r>
@@ -494,12 +644,12 @@
           <w:i w:val="0"/>
           <w:sz w:val="22"/>
         </w:rPr>
-        <w:t>When Temidayo says “the context around your work is everywhere,” allow the words to appear around her:</w:t>
+        <w:t>FACTUAL BOUNDARY: no employer, client, system name, metric or result. The proof is only that Temidayo has worked around performance and talent systems.</w:t>
       </w:r>
     </w:p>
     <w:p>
       <w:pPr>
-        <w:spacing w:before="0" w:after="100" w:line="312" w:lineRule="auto"/>
+        <w:spacing w:before="0" w:after="34" w:line="254" w:lineRule="auto"/>
         <w:keepLines w:val="1"/>
       </w:pPr>
       <w:r>
@@ -508,12 +658,12 @@
           <w:i w:val="0"/>
           <w:sz w:val="22"/>
         </w:rPr>
-        <w:t xml:space="preserve">     REVIEWS  ·  RECOGNITION  ·  PROJECT HISTORY  ·  PEOPLE</w:t>
+        <w:t>“Let me show you what working around performance and talent systems taught me” opens the Short. Stay on her face for it.</w:t>
       </w:r>
     </w:p>
     <w:p>
       <w:pPr>
-        <w:spacing w:before="0" w:after="100" w:line="312" w:lineRule="auto"/>
+        <w:spacing w:before="0" w:after="34" w:line="254" w:lineRule="auto"/>
         <w:keepLines w:val="1"/>
       </w:pPr>
       <w:r>
@@ -522,40 +672,12 @@
           <w:i w:val="0"/>
           <w:sz w:val="22"/>
         </w:rPr>
-        <w:t>Then let them recede.</w:t>
+        <w:t>End on:  CAPTURE WHAT IT PROVED YOU CAN DO.</w:t>
       </w:r>
     </w:p>
     <w:p>
       <w:pPr>
-        <w:spacing w:before="0" w:after="100" w:line="312" w:lineRule="auto"/>
-        <w:keepLines w:val="1"/>
-      </w:pPr>
-      <w:r>
-        <w:rPr>
-          <w:b w:val="0"/>
-          <w:i w:val="0"/>
-          <w:sz w:val="22"/>
-        </w:rPr>
-        <w:t>IMPORTANT: Do not imply Temidayo personally witnessed a specific person lose records or regret leaving. Her proof is her experience working around performance and talent systems.</w:t>
-      </w:r>
-    </w:p>
-    <w:p>
-      <w:pPr>
-        <w:spacing w:before="0" w:after="100" w:line="312" w:lineRule="auto"/>
-        <w:keepLines w:val="1"/>
-      </w:pPr>
-      <w:r>
-        <w:rPr>
-          <w:b w:val="0"/>
-          <w:i w:val="0"/>
-          <w:sz w:val="22"/>
-        </w:rPr>
-        <w:t>End visually on:  WHAT DID YOUR WORK PROVE?</w:t>
-      </w:r>
-    </w:p>
-    <w:p>
-      <w:pPr>
-        <w:spacing w:before="80" w:after="120" w:line="312" w:lineRule="auto"/>
+        <w:spacing w:before="28" w:after="40" w:line="254" w:lineRule="auto"/>
         <w:keepLines w:val="1"/>
       </w:pPr>
       <w:r>
@@ -570,7 +692,7 @@
     </w:p>
     <w:p>
       <w:pPr>
-        <w:spacing w:before="400" w:after="160" w:line="312" w:lineRule="auto"/>
+        <w:spacing w:before="96" w:after="54" w:line="254" w:lineRule="auto"/>
         <w:keepLines w:val="1"/>
         <w:keepNext w:val="1"/>
       </w:pPr>
@@ -586,7 +708,7 @@
     </w:p>
     <w:p>
       <w:pPr>
-        <w:spacing w:before="0" w:after="100" w:line="312" w:lineRule="auto"/>
+        <w:spacing w:before="0" w:after="34" w:line="254" w:lineRule="auto"/>
         <w:keepLines w:val="1"/>
       </w:pPr>
       <w:r>
@@ -601,7 +723,7 @@
     </w:p>
     <w:p>
       <w:pPr>
-        <w:spacing w:before="0" w:after="160" w:line="312" w:lineRule="auto"/>
+        <w:spacing w:before="0" w:after="54" w:line="254" w:lineRule="auto"/>
         <w:keepLines w:val="1"/>
         <w:shd w:val="clear" w:fill="F3F0E8"/>
       </w:pPr>
@@ -612,12 +734,12 @@
           <w:color w:val="8A6D1E"/>
           <w:sz w:val="22"/>
         </w:rPr>
-        <w:t>On-screen hook:  3 QUESTIONS BEFORE YOU QUIT</w:t>
+        <w:t>On-screen hook:  3 QUESTIONS BEFORE YOU RESIGN</w:t>
       </w:r>
     </w:p>
     <w:p>
       <w:pPr>
-        <w:spacing w:before="0" w:after="100" w:line="312" w:lineRule="auto"/>
+        <w:spacing w:before="0" w:after="34" w:line="254" w:lineRule="auto"/>
         <w:keepLines w:val="1"/>
       </w:pPr>
       <w:r>
@@ -626,12 +748,12 @@
           <w:i w:val="0"/>
           <w:sz w:val="22"/>
         </w:rPr>
-        <w:t>Reveal progressively:</w:t>
+        <w:t>Reveal the three questions one at a time.</w:t>
       </w:r>
     </w:p>
     <w:p>
       <w:pPr>
-        <w:spacing w:before="0" w:after="100" w:line="312" w:lineRule="auto"/>
+        <w:spacing w:before="0" w:after="34" w:line="254" w:lineRule="auto"/>
         <w:keepLines w:val="1"/>
       </w:pPr>
       <w:r>
@@ -640,12 +762,12 @@
           <w:i w:val="0"/>
           <w:sz w:val="22"/>
         </w:rPr>
-        <w:t xml:space="preserve">     1   WHAT DO I NEED TO PRESERVE?</w:t>
+        <w:t>The closing safety line is not optional and is not fine print. Deliver it plainly, on camera, with captions.</w:t>
       </w:r>
     </w:p>
     <w:p>
       <w:pPr>
-        <w:spacing w:before="0" w:after="100" w:line="312" w:lineRule="auto"/>
+        <w:spacing w:before="0" w:after="34" w:line="254" w:lineRule="auto"/>
         <w:keepLines w:val="1"/>
       </w:pPr>
       <w:r>
@@ -654,68 +776,12 @@
           <w:i w:val="0"/>
           <w:sz w:val="22"/>
         </w:rPr>
-        <w:t xml:space="preserve">     2   WHAT DOES MY EVIDENCE PROVE?</w:t>
+        <w:t>End on:  DO YOU KNOW WHAT YOU ARE LEAVING WITH?</w:t>
       </w:r>
     </w:p>
     <w:p>
       <w:pPr>
-        <w:spacing w:before="0" w:after="100" w:line="312" w:lineRule="auto"/>
-        <w:keepLines w:val="1"/>
-      </w:pPr>
-      <w:r>
-        <w:rPr>
-          <w:b w:val="0"/>
-          <w:i w:val="0"/>
-          <w:sz w:val="22"/>
-        </w:rPr>
-        <w:t xml:space="preserve">     3   WHAT MUST THE NEXT MOVE USE + BUILD?</w:t>
-      </w:r>
-    </w:p>
-    <w:p>
-      <w:pPr>
-        <w:spacing w:before="0" w:after="100" w:line="312" w:lineRule="auto"/>
-        <w:keepLines w:val="1"/>
-      </w:pPr>
-      <w:r>
-        <w:rPr>
-          <w:b w:val="0"/>
-          <w:i w:val="0"/>
-          <w:sz w:val="22"/>
-        </w:rPr>
-        <w:t>Do not show all three crowded on screen at once.</w:t>
-      </w:r>
-    </w:p>
-    <w:p>
-      <w:pPr>
-        <w:spacing w:before="0" w:after="100" w:line="312" w:lineRule="auto"/>
-        <w:keepLines w:val="1"/>
-      </w:pPr>
-      <w:r>
-        <w:rPr>
-          <w:b w:val="0"/>
-          <w:i w:val="0"/>
-          <w:sz w:val="22"/>
-        </w:rPr>
-        <w:t>When Temidayo gives the health and safety boundary, return cleanly to full-screen Temidayo.</w:t>
-      </w:r>
-    </w:p>
-    <w:p>
-      <w:pPr>
-        <w:spacing w:before="0" w:after="100" w:line="312" w:lineRule="auto"/>
-        <w:keepLines w:val="1"/>
-      </w:pPr>
-      <w:r>
-        <w:rPr>
-          <w:b w:val="0"/>
-          <w:i w:val="0"/>
-          <w:sz w:val="22"/>
-        </w:rPr>
-        <w:t>No warning graphic or alarm effect.</w:t>
-      </w:r>
-    </w:p>
-    <w:p>
-      <w:pPr>
-        <w:spacing w:before="80" w:after="120" w:line="312" w:lineRule="auto"/>
+        <w:spacing w:before="28" w:after="40" w:line="254" w:lineRule="auto"/>
         <w:keepLines w:val="1"/>
       </w:pPr>
       <w:r>
@@ -730,7 +796,7 @@
     </w:p>
     <w:p>
       <w:pPr>
-        <w:spacing w:before="400" w:after="160" w:line="312" w:lineRule="auto"/>
+        <w:spacing w:before="96" w:after="54" w:line="254" w:lineRule="auto"/>
         <w:keepLines w:val="1"/>
         <w:keepNext w:val="1"/>
       </w:pPr>
@@ -746,7 +812,20 @@
     </w:p>
     <w:p>
       <w:pPr>
-        <w:spacing w:before="0" w:after="80" w:line="312" w:lineRule="auto"/>
+        <w:spacing w:before="0" w:after="34" w:line="254" w:lineRule="auto"/>
+      </w:pPr>
+      <w:r>
+        <w:rPr>
+          <w:b w:val="0"/>
+          <w:i w:val="0"/>
+          <w:sz w:val="22"/>
+        </w:rPr>
+        <w:t>Do not use:</w:t>
+      </w:r>
+    </w:p>
+    <w:p>
+      <w:pPr>
+        <w:spacing w:before="0" w:after="20" w:line="254" w:lineRule="auto"/>
         <w:keepLines w:val="1"/>
       </w:pPr>
       <w:r>
@@ -755,12 +834,12 @@
           <w:i w:val="0"/>
           <w:sz w:val="22"/>
         </w:rPr>
-        <w:t>—  No hyperactive zooming.</w:t>
+        <w:t>—  stock office B-roll;        —  resignation-letter or exit-door clichés;</w:t>
       </w:r>
     </w:p>
     <w:p>
       <w:pPr>
-        <w:spacing w:before="0" w:after="80" w:line="312" w:lineRule="auto"/>
+        <w:spacing w:before="0" w:after="20" w:line="254" w:lineRule="auto"/>
         <w:keepLines w:val="1"/>
       </w:pPr>
       <w:r>
@@ -769,12 +848,12 @@
           <w:i w:val="0"/>
           <w:sz w:val="22"/>
         </w:rPr>
-        <w:t>—  No fake shock expressions.</w:t>
+        <w:t>—  employer logos;        —  red warning graphics;</w:t>
       </w:r>
     </w:p>
     <w:p>
       <w:pPr>
-        <w:spacing w:before="0" w:after="80" w:line="312" w:lineRule="auto"/>
+        <w:spacing w:before="0" w:after="20" w:line="254" w:lineRule="auto"/>
         <w:keepLines w:val="1"/>
       </w:pPr>
       <w:r>
@@ -783,12 +862,12 @@
           <w:i w:val="0"/>
           <w:sz w:val="22"/>
         </w:rPr>
-        <w:t>—  No red warning graphics.</w:t>
+        <w:t>—  fake shock expressions;        —  countdown or alarm motifs;</w:t>
       </w:r>
     </w:p>
     <w:p>
       <w:pPr>
-        <w:spacing w:before="0" w:after="80" w:line="312" w:lineRule="auto"/>
+        <w:spacing w:before="0" w:after="20" w:line="254" w:lineRule="auto"/>
         <w:keepLines w:val="1"/>
       </w:pPr>
       <w:r>
@@ -797,12 +876,12 @@
           <w:i w:val="0"/>
           <w:sz w:val="22"/>
         </w:rPr>
-        <w:t>—  No resignation memes.</w:t>
+        <w:t>—  constant zooms;        —  AI-generated scenery;</w:t>
       </w:r>
     </w:p>
     <w:p>
       <w:pPr>
-        <w:spacing w:before="0" w:after="80" w:line="312" w:lineRule="auto"/>
+        <w:spacing w:before="0" w:after="20" w:line="254" w:lineRule="auto"/>
         <w:keepLines w:val="1"/>
       </w:pPr>
       <w:r>
@@ -811,91 +890,23 @@
           <w:i w:val="0"/>
           <w:sz w:val="22"/>
         </w:rPr>
-        <w:t>—  No firing footage.</w:t>
+        <w:t>—  social-media template effects.</w:t>
       </w:r>
     </w:p>
     <w:p>
       <w:pPr>
-        <w:spacing w:before="0" w:after="80" w:line="312" w:lineRule="auto"/>
+        <w:spacing w:before="0" w:after="54" w:line="254" w:lineRule="auto"/>
+        <w:shd w:val="clear" w:fill="F3F0E8"/>
         <w:keepLines w:val="1"/>
       </w:pPr>
       <w:r>
         <w:rPr>
-          <w:b w:val="0"/>
+          <w:b/>
           <w:i w:val="0"/>
+          <w:color w:val="9B2C10"/>
           <w:sz w:val="22"/>
         </w:rPr>
-        <w:t>—  No cardboard-box office exit footage.</w:t>
-      </w:r>
-    </w:p>
-    <w:p>
-      <w:pPr>
-        <w:spacing w:before="0" w:after="80" w:line="312" w:lineRule="auto"/>
-        <w:keepLines w:val="1"/>
-      </w:pPr>
-      <w:r>
-        <w:rPr>
-          <w:b w:val="0"/>
-          <w:i w:val="0"/>
-          <w:sz w:val="22"/>
-        </w:rPr>
-        <w:t>—  No fake HR software.</w:t>
-      </w:r>
-    </w:p>
-    <w:p>
-      <w:pPr>
-        <w:spacing w:before="0" w:after="80" w:line="312" w:lineRule="auto"/>
-        <w:keepLines w:val="1"/>
-      </w:pPr>
-      <w:r>
-        <w:rPr>
-          <w:b w:val="0"/>
-          <w:i w:val="0"/>
-          <w:sz w:val="22"/>
-        </w:rPr>
-        <w:t>—  No stock résumé footage.</w:t>
-      </w:r>
-    </w:p>
-    <w:p>
-      <w:pPr>
-        <w:spacing w:before="0" w:after="80" w:line="312" w:lineRule="auto"/>
-        <w:keepLines w:val="1"/>
-      </w:pPr>
-      <w:r>
-        <w:rPr>
-          <w:b w:val="0"/>
-          <w:i w:val="0"/>
-          <w:sz w:val="22"/>
-        </w:rPr>
-        <w:t>—  No AI-style animated icons.</w:t>
-      </w:r>
-    </w:p>
-    <w:p>
-      <w:pPr>
-        <w:spacing w:before="0" w:after="80" w:line="312" w:lineRule="auto"/>
-        <w:keepLines w:val="1"/>
-      </w:pPr>
-      <w:r>
-        <w:rPr>
-          <w:b w:val="0"/>
-          <w:i w:val="0"/>
-          <w:sz w:val="22"/>
-        </w:rPr>
-        <w:t>—  No confidential document visuals.</w:t>
-      </w:r>
-    </w:p>
-    <w:p>
-      <w:pPr>
-        <w:spacing w:before="160" w:after="160" w:line="300" w:lineRule="auto"/>
-        <w:keepLines w:val="1"/>
-      </w:pPr>
-      <w:r>
-        <w:rPr>
-          <w:b w:val="0"/>
-          <w:i w:val="0"/>
-          <w:sz w:val="22"/>
-        </w:rPr>
-        <w:t>Keep captions accurate and mobile-safe. The tone should remain calm, intelligent, human and specific.</w:t>
+        <w:t>And nothing in any Short may read as pressure to stay, or as encouragement to take employer material.</w:t>
       </w:r>
     </w:p>
     <w:sectPr>
